--- a/04-unity-physics/yourgame.docx
+++ b/04-unity-physics/yourgame.docx
@@ -209,7 +209,7 @@
           <w:rFonts w:ascii="David" w:hAnsi="David" w:cs="David" w:hint="cs"/>
           <w:rtl/>
         </w:rPr>
-        <w:t xml:space="preserve"> אפשר להשתמש בצורות פשוטות כמו כדור או קוביה במקום הדמויות (העיקר שנבין למה התכוונתם).</w:t>
+        <w:t xml:space="preserve"> אפשר להשתמש בצורות פשוטות (העיקר שנבין למה התכוונתם).</w:t>
       </w:r>
     </w:p>
     <w:p>
@@ -307,6 +307,7 @@
         <w:spacing w:before="240"/>
         <w:rPr>
           <w:rFonts w:ascii="David" w:hAnsi="David" w:cs="David"/>
+          <w:rtl/>
         </w:rPr>
       </w:pPr>
       <w:r>
@@ -362,17 +363,6 @@
         </w:rPr>
         <w:t xml:space="preserve"> - זה חלק מתהליך הלמידה.</w:t>
       </w:r>
-    </w:p>
-    <w:p>
-      <w:pPr>
-        <w:pStyle w:val="ListParagraph"/>
-        <w:bidi/>
-        <w:spacing w:before="240"/>
-        <w:rPr>
-          <w:rFonts w:ascii="David" w:hAnsi="David" w:cs="David"/>
-          <w:rtl/>
-        </w:rPr>
-      </w:pPr>
     </w:p>
     <w:p>
       <w:pPr>
@@ -458,7 +448,35 @@
           <w:rFonts w:ascii="David" w:hAnsi="David" w:cs="David"/>
           <w:rtl/>
         </w:rPr>
-        <w:t>, והעבר כל סקריפט לתיקייה המתאימה.</w:t>
+        <w:t>, והעב</w:t>
+      </w:r>
+      <w:r>
+        <w:rPr>
+          <w:rFonts w:ascii="David" w:hAnsi="David" w:cs="David" w:hint="cs"/>
+          <w:rtl/>
+        </w:rPr>
+        <w:t>י</w:t>
+      </w:r>
+      <w:r>
+        <w:rPr>
+          <w:rFonts w:ascii="David" w:hAnsi="David" w:cs="David"/>
+          <w:rtl/>
+        </w:rPr>
+        <w:t>ר</w:t>
+      </w:r>
+      <w:r>
+        <w:rPr>
+          <w:rFonts w:ascii="David" w:hAnsi="David" w:cs="David" w:hint="cs"/>
+          <w:rtl/>
+        </w:rPr>
+        <w:t>ו</w:t>
+      </w:r>
+      <w:r>
+        <w:rPr>
+          <w:rFonts w:ascii="David" w:hAnsi="David" w:cs="David"/>
+          <w:rtl/>
+        </w:rPr>
+        <w:t xml:space="preserve"> כל סקריפט לתיקייה המתאימה.</w:t>
       </w:r>
     </w:p>
     <w:p>
@@ -499,7 +517,35 @@
           <w:rFonts w:ascii="David" w:hAnsi="David" w:cs="David"/>
           <w:rtl/>
         </w:rPr>
-        <w:t>) : לדוגמא הוצא לוגיקת יצירת אויבים מה-</w:t>
+        <w:t>) : לדוגמא הוצ</w:t>
+      </w:r>
+      <w:r>
+        <w:rPr>
+          <w:rFonts w:ascii="David" w:hAnsi="David" w:cs="David" w:hint="cs"/>
+          <w:rtl/>
+        </w:rPr>
+        <w:t>י</w:t>
+      </w:r>
+      <w:r>
+        <w:rPr>
+          <w:rFonts w:ascii="David" w:hAnsi="David" w:cs="David"/>
+          <w:rtl/>
+        </w:rPr>
+        <w:t>א</w:t>
+      </w:r>
+      <w:r>
+        <w:rPr>
+          <w:rFonts w:ascii="David" w:hAnsi="David" w:cs="David" w:hint="cs"/>
+          <w:rtl/>
+        </w:rPr>
+        <w:t>ו</w:t>
+      </w:r>
+      <w:r>
+        <w:rPr>
+          <w:rFonts w:ascii="David" w:hAnsi="David" w:cs="David"/>
+          <w:rtl/>
+        </w:rPr>
+        <w:t xml:space="preserve"> לוגיקת יצירת אויבים מה-</w:t>
       </w:r>
       <w:proofErr w:type="spellStart"/>
       <w:r>
@@ -529,7 +575,35 @@
           <w:rFonts w:ascii="David" w:hAnsi="David" w:cs="David"/>
           <w:rtl/>
         </w:rPr>
-        <w:t xml:space="preserve">, הוצא לוגיקת </w:t>
+        <w:t>, הוצ</w:t>
+      </w:r>
+      <w:r>
+        <w:rPr>
+          <w:rFonts w:ascii="David" w:hAnsi="David" w:cs="David" w:hint="cs"/>
+          <w:rtl/>
+        </w:rPr>
+        <w:t>י</w:t>
+      </w:r>
+      <w:r>
+        <w:rPr>
+          <w:rFonts w:ascii="David" w:hAnsi="David" w:cs="David"/>
+          <w:rtl/>
+        </w:rPr>
+        <w:t>א</w:t>
+      </w:r>
+      <w:r>
+        <w:rPr>
+          <w:rFonts w:ascii="David" w:hAnsi="David" w:cs="David" w:hint="cs"/>
+          <w:rtl/>
+        </w:rPr>
+        <w:t>ו</w:t>
+      </w:r>
+      <w:r>
+        <w:rPr>
+          <w:rFonts w:ascii="David" w:hAnsi="David" w:cs="David"/>
+          <w:rtl/>
+        </w:rPr>
+        <w:t xml:space="preserve"> לוגיקת </w:t>
       </w:r>
       <w:r>
         <w:rPr>

--- a/04-unity-physics/yourgame.docx
+++ b/04-unity-physics/yourgame.docx
@@ -399,14 +399,14 @@
           <w:rFonts w:ascii="David" w:hAnsi="David" w:cs="David"/>
           <w:rtl/>
         </w:rPr>
-        <w:t xml:space="preserve">ארגנו את הקוד במשחק שלכם כך שישקף את עקרונות הארכיטקטורה </w:t>
+        <w:t>ארגנו את הקוד במשחק שלכם כך שישקף את עקרונות הארכיטקטורה</w:t>
       </w:r>
       <w:r>
         <w:rPr>
           <w:rFonts w:ascii="David" w:hAnsi="David" w:cs="David" w:hint="cs"/>
           <w:rtl/>
         </w:rPr>
-        <w:t>שלמדנו במטלה השבועית הקודמת:</w:t>
+        <w:t>, בדומה למטלה השבועית:</w:t>
       </w:r>
     </w:p>
     <w:p>
@@ -436,6 +436,14 @@
           <w:rtl/>
         </w:rPr>
         <w:t>ר (</w:t>
+      </w:r>
+      <w:r>
+        <w:rPr>
+          <w:rFonts w:ascii="David" w:hAnsi="David" w:cs="David" w:hint="cs"/>
+          <w:b/>
+          <w:rtl/>
+        </w:rPr>
+        <w:t xml:space="preserve">למשל </w:t>
       </w:r>
       <w:r>
         <w:rPr>
